--- a/Arquitectura de Sistemas Computacionales/Clases/Clase 15 - Presentacion del proyecto y cierre/Guía de sustentación Clase 15 — PI CloudLite.docx
+++ b/Arquitectura de Sistemas Computacionales/Clases/Clase 15 - Presentacion del proyecto y cierre/Guía de sustentación Clase 15 — PI CloudLite.docx
@@ -161,7 +161,7 @@
           <w:color w:val="2B2B2B"/>
           <w:sz w:val="22"/>
         </w:rPr>
-        <w:t>Paquete final en ExamLab (módulo Proyectos) + pitch de 5–8 min sustentado hoy en clase + Q&amp;A</w:t>
+        <w:t>Paquete final en la plataforma del curso (módulo Proyectos) + pitch de 5–8 min sustentado hoy en clase + Q&amp;A</w:t>
       </w:r>
     </w:p>
     <w:p>
@@ -221,7 +221,7 @@
           <w:color w:val="2B2B2B"/>
           <w:sz w:val="22"/>
         </w:rPr>
-        <w:t>Google Docs/Slides · diagramas · capturas lab</w:t>
+        <w:t>Navegador · editores de texto y de diagramas del curso</w:t>
       </w:r>
     </w:p>
     <w:p>
@@ -282,7 +282,7 @@
           <w:color w:val="2B2B2B"/>
           <w:sz w:val="22"/>
         </w:rPr>
-        <w:t>Paso 2: escriban en ExamLab la lamina unica de arquitectura en Mermaid con las 3 zonas, los 5 contenedores, el edge, la cadena de entrega y los sistemas externos, verificando al renderizar que sea legible en una sola pantalla sin desplazamiento y que use los mismos nombres canonicos del paquete, porque esta es la lamina que van a proyectar en la sustentacion.</w:t>
+        <w:t>Paso 2: escriban en la plataforma del curso la lamina unica de arquitectura en Mermaid con las 3 zonas, los 5 contenedores, el edge, la cadena de entrega y los sistemas externos, verificando al renderizar que sea legible en una sola pantalla sin desplazamiento y que use los mismos nombres canonicos del paquete, porque esta es la lamina que van a proyectar en la sustentacion.</w:t>
       </w:r>
     </w:p>
     <w:p>
@@ -327,7 +327,7 @@
           <w:color w:val="2B2B2B"/>
           <w:sz w:val="22"/>
         </w:rPr>
-        <w:t>Paso 5: escriban la reflexion de media pagina sobre el trade-off mas difícil y suban el paquete final completo mas las 5 preguntas a ExamLab (modulo Proyectos) ANTES de su turno de sustentacion, verificando que el informe, los diagramas, la evidencia del lab, el ci.yml y la presentacion esten los cinco dentro del mismo paquete.</w:t>
+        <w:t>Paso 5: escriban la reflexion de media pagina sobre el trade-off mas difícil y suban el paquete final completo mas las 5 preguntas a la plataforma del curso (modulo Proyectos) ANTES de su turno de sustentacion, verificando que el informe, los diagramas, la evidencia del lab, el ci.yml y la presentacion esten los cinco dentro del mismo paquete.</w:t>
       </w:r>
     </w:p>
     <w:p>
@@ -477,7 +477,7 @@
           <w:color w:val="2B2B2B"/>
           <w:sz w:val="22"/>
         </w:rPr>
-        <w:t>El paquete final se sube a ExamLab (https://uniaj.examlab.workers.dev/ · módulo Proyectos) ANTES del bloque de sustentaciones: quien llega a subir archivos consume su propio turno. La sustentación es en vivo (5–8 min de pitch + Q&amp;A) en la sesión de clase; no se reemplaza por un video grabado. Modalidad de trabajo: individual por defecto; el docente puede autorizar equipos de 2 o 3 y en ese caso el artefacto puede ser compartido, pero el envío en ExamLab es siempre individual (responde con tus propias palabras).</w:t>
+        <w:t>El paquete final se sube a la plataforma del curso (la plataforma del curso · módulo Proyectos) ANTES del bloque de sustentaciones: quien llega a subir archivos consume su propio turno. La sustentación es en vivo (5–8 min de pitch + Q&amp;A) en la sesión de clase; no se reemplaza por un video grabado. Modalidad de trabajo: individual por defecto; el docente puede autorizar equipos de 2 o 3 y en ese caso el artefacto puede ser compartido, pero el envío en la plataforma del curso es siempre individual (responde con tus propias palabras).</w:t>
       </w:r>
     </w:p>
     <w:p>
@@ -492,7 +492,7 @@
           <w:color w:val="095292"/>
           <w:sz w:val="24"/>
         </w:rPr>
-        <w:t>10. Qué vas a resolver en ExamLab</w:t>
+        <w:t>10. Qué vas a resolver en la plataforma del curso</w:t>
       </w:r>
     </w:p>
     <w:p>
@@ -522,7 +522,7 @@
           <w:color w:val="2B2B2B"/>
           <w:sz w:val="22"/>
         </w:rPr>
-        <w:t>El taller se resuelve y se entrega en ExamLab (https://uniaj.examlab.workers.dev/), en el modulo Talleres. Son 5 preguntas y suman 100 puntos. Lo que sigue es lo que vas a encontrar en cada una, para que sepas de antemano en que forma se responde:</w:t>
+        <w:t>El taller se resuelve y se entrega en la plataforma del curso, en el modulo Talleres. Son 5 preguntas y suman 100 puntos. Lo que sigue es lo que vas a encontrar en cada una, para que sepas de antemano en que forma se responde:</w:t>
       </w:r>
     </w:p>
     <w:p>
@@ -778,7 +778,7 @@
           <w:color w:val="2B2B2B"/>
           <w:sz w:val="22"/>
         </w:rPr>
-        <w:t>3. Pega y renderiza en ExamLab:</w:t>
+        <w:t>3. Pega y renderiza en la plataforma del curso:</w:t>
       </w:r>
       <w:r>
         <w:rPr>
@@ -787,7 +787,7 @@
           <w:color w:val="2B2B2B"/>
           <w:sz w:val="22"/>
         </w:rPr>
-        <w:t xml:space="preserve"> Pega ese codigo en la caja de texto de la pregunta y mira como lo dibuja la plataforma. Si no renderiza, corrige ahi mismo: lo que se califica es el diagrama renderizado dentro de ExamLab.</w:t>
+        <w:t xml:space="preserve"> Pega ese codigo en la caja de texto de la pregunta y mira como lo dibuja la plataforma. Si no renderiza, corrige ahi mismo: lo que se califica es el diagrama renderizado dentro de la plataforma del curso.</w:t>
       </w:r>
     </w:p>
     <w:p>
@@ -822,7 +822,7 @@
           <w:color w:val="2B2B2B"/>
           <w:sz w:val="22"/>
         </w:rPr>
-        <w:t>Si la IA te devuelve algo que no renderiza, no lo pegues tal cual: corrigelo en ExamLab hasta ver el dibujo. Un diagrama que no renderiza no se puede calificar.</w:t>
+        <w:t>Si la IA te devuelve algo que no renderiza, no lo pegues tal cual: corrigelo en la plataforma del curso hasta ver el dibujo. Un diagrama que no renderiza no se puede calificar.</w:t>
       </w:r>
     </w:p>
     <w:p>
@@ -837,7 +837,7 @@
           <w:color w:val="2B2B2B"/>
           <w:sz w:val="22"/>
         </w:rPr>
-        <w:t>Cada pregunta trae su propio enunciado completo dentro de la plataforma: puedes resolver el taller leyendo solo ExamLab. Este documento sirve para prepararte y conservar tus respuestas. La actividad es individual; si el docente autoriza trabajo en equipo, la entrega en ExamLab sigue siendo individual.</w:t>
+        <w:t>Cada pregunta trae su propio enunciado completo dentro de la plataforma: puedes resolver el taller leyendo solo la plataforma del curso. Este documento sirve para prepararte y conservar tus respuestas. La actividad es individual; si el docente autoriza trabajo en equipo, la entrega en la plataforma del curso sigue siendo individual.</w:t>
       </w:r>
     </w:p>
     <w:sectPr>
